--- a/word_reports/LP_0120_위치_191_Danielle Licari_Romeo and.docx
+++ b/word_reports/LP_0120_위치_191_Danielle Licari_Romeo and.docx
@@ -4,7 +4,7 @@
   <w:body>
     <w:p>
       <w:pPr>
-        <w:spacing w:after="280"/>
+        <w:spacing w:after="80"/>
       </w:pPr>
       <w:r>
         <w:rPr w:rFonts="맑은 고딕">
@@ -13,94 +13,47 @@
           <w:color w:val="1E3A8A"/>
           <w:sz w:val="30"/>
         </w:rPr>
-        <w:t>[191] Danielle Licari - Romeo and Juliet</w:t>
+        <w:t>Danielle Licari (다니엘 리카리) - Romeo and Juliet</w:t>
       </w:r>
     </w:p>
     <w:p>
       <w:pPr>
-        <w:spacing w:after="320"/>
+        <w:spacing w:after="240"/>
       </w:pPr>
       <w:r>
         <w:rPr w:rFonts="맑은 고딕">
           <w:rFonts w:ascii="맑은 고딕" w:hAnsi="맑은 고딕" w:eastAsia="맑은 고딕"/>
           <w:b/>
-          <w:sz w:val="20"/>
+          <w:color w:val="4B5563"/>
+          <w:sz w:val="22"/>
         </w:rPr>
-        <w:t>■ 위치 : 191</w:t>
-        <w:br/>
-      </w:r>
-      <w:r>
-        <w:rPr w:rFonts="맑은 고딕">
-          <w:rFonts w:ascii="맑은 고딕" w:hAnsi="맑은 고딕" w:eastAsia="맑은 고딕"/>
-          <w:b/>
-          <w:sz w:val="20"/>
-        </w:rPr>
-        <w:t>■ 아티스트 : Danielle Licari</w:t>
-        <w:br/>
-      </w:r>
-      <w:r>
-        <w:rPr w:rFonts="맑은 고딕">
-          <w:rFonts w:ascii="맑은 고딕" w:hAnsi="맑은 고딕" w:eastAsia="맑은 고딕"/>
-          <w:b/>
-          <w:sz w:val="20"/>
-        </w:rPr>
-        <w:t>■ 앨범명 : Romeo and Juliet</w:t>
-        <w:br/>
-      </w:r>
-      <w:r>
-        <w:rPr w:rFonts="맑은 고딕">
-          <w:rFonts w:ascii="맑은 고딕" w:hAnsi="맑은 고딕" w:eastAsia="맑은 고딕"/>
-          <w:b w:val="0"/>
-          <w:sz w:val="20"/>
-        </w:rPr>
-        <w:t>■ 음반 레이블 : Barclay (바클레이)</w:t>
-        <w:br/>
-      </w:r>
-      <w:r>
-        <w:rPr w:rFonts="맑은 고딕">
-          <w:rFonts w:ascii="맑은 고딕" w:hAnsi="맑은 고딕" w:eastAsia="맑은 고딕"/>
-          <w:b w:val="0"/>
-          <w:sz w:val="20"/>
-        </w:rPr>
-        <w:t>■ 발매년도 : 1972</w:t>
-        <w:br/>
-      </w:r>
-      <w:r>
-        <w:rPr w:rFonts="맑은 고딕">
-          <w:rFonts w:ascii="맑은 고딕" w:hAnsi="맑은 고딕" w:eastAsia="맑은 고딕"/>
-          <w:b w:val="0"/>
-          <w:sz w:val="20"/>
-        </w:rPr>
-        <w:t>■ 장르 : 이지 리스닝 / 클래시컬 크로스오버 / 영화 음악 (Easy Listening / Film Score / Pop Vocal)</w:t>
-        <w:br/>
-      </w:r>
-      <w:r>
-        <w:rPr w:rFonts="맑은 고딕">
-          <w:rFonts w:ascii="맑은 고딕" w:hAnsi="맑은 고딕" w:eastAsia="맑은 고딕"/>
-          <w:b w:val="0"/>
-          <w:sz w:val="20"/>
-        </w:rPr>
-        <w:t>■ 주요 수록곡 : 1. Roméo et Juliette (A Time for Us - 영화 '로미오와 줄리엣' 테마)</w:t>
-        <w:br/>
+        <w:t>위치 :  191</w:t>
       </w:r>
     </w:p>
     <w:p>
       <w:pPr>
-        <w:spacing w:after="160"/>
+        <w:spacing w:line="324" w:lineRule="auto" w:before="80" w:after="160"/>
       </w:pPr>
       <w:r>
         <w:rPr w:rFonts="맑은 고딕">
           <w:rFonts w:ascii="맑은 고딕" w:hAnsi="맑은 고딕" w:eastAsia="맑은 고딕"/>
           <w:b/>
           <w:color w:val="1F2937"/>
-          <w:sz w:val="24"/>
+          <w:sz w:val="22"/>
         </w:rPr>
-        <w:t>■ 음반 해설 및 감상 가이드</w:t>
+        <w:t xml:space="preserve">[음반 소개] </w:t>
+      </w:r>
+      <w:r>
+        <w:rPr w:rFonts="맑은 고딕">
+          <w:rFonts w:ascii="맑은 고딕" w:hAnsi="맑은 고딕" w:eastAsia="맑은 고딕"/>
+          <w:b w:val="0"/>
+          <w:sz w:val="21"/>
+        </w:rPr>
       </w:r>
     </w:p>
     <w:p>
       <w:pPr>
-        <w:spacing w:line="312" w:lineRule="auto" w:after="120"/>
+        <w:spacing w:line="324" w:lineRule="auto" w:after="120"/>
       </w:pPr>
       <w:r>
         <w:rPr w:rFonts="맑은 고딕">
@@ -108,51 +61,516 @@
           <w:b w:val="0"/>
           <w:sz w:val="21"/>
         </w:rPr>
-        <w:t>프랑스 출신의 전설적인 보컬리스트 다니엘 리카리(Danielle Licari)는 가사 대신 감미로운 스캣과 스캐트 송 기법인 ‘보컬리즈(Vocalise)’를 통해 인간의 목소리를 가장 완벽한 하나의 악기로 승화시킨 거장입니다. 1970년대 초반에 발표된 이 음반 『Romeo and Juliet』은 시대를 풍미한 대작 영화들의 명테마곡과 팝 클래식을 그녀만의 독창적인 음색과 우아한 편곡으로 재해석하여, 유럽 이지 리스닝 음악의 정점을 보여주는 명반으로 손꼽힙니다.</w:t>
+        <w:t>언어라는 불완전한 틀을 벗어나 오직 순결한 음성 그 자체로 영혼의 심금을 울리는 다니엘 리카리의 예술 세계가 찬란하게 만개한 명반입니다. 셰익스피어의 비극적 사랑을 서정으로 승화시킨 니노 로타의 선율 위에 얹힌 그녀의 스캣 창법은 인간의 목소리가 도달할 수 있는 가장 고결하고 비장미 넘치는 서사를 직조해 냅니다. 클래식의 엄숙함과 파퓰러 음악의 대중적 서정성을 완벽한 균형으로 아우른 이 작품은, 턴테이블의 바늘 끝을 타고 흐르는 순간 듣는 이를 아득한 낭만의 시대로 인도합니다. 티 없이 맑은 크리스털 같으면서도 깊은 애수를 머금은 그녀의 보컬리제는 반세기가 지난 오늘날에도 여전히 퇴색되지 않는 불멸의 울림을 선사합니다.</w:t>
       </w:r>
     </w:p>
     <w:p>
       <w:pPr>
-        <w:spacing w:line="312" w:lineRule="auto" w:after="120"/>
+        <w:spacing w:line="324" w:lineRule="auto" w:before="200" w:after="80"/>
       </w:pPr>
+      <w:r>
+        <w:rPr w:rFonts="맑은 고딕">
+          <w:rFonts w:ascii="맑은 고딕" w:hAnsi="맑은 고딕" w:eastAsia="맑은 고딕"/>
+          <w:b/>
+          <w:color w:val="1E3A8A"/>
+          <w:sz w:val="24"/>
+        </w:rPr>
+        <w:t>1. 음반 데이터</w:t>
+      </w:r>
+    </w:p>
+    <w:p>
+      <w:pPr>
+        <w:spacing w:line="324" w:lineRule="auto" w:after="80"/>
+      </w:pPr>
+      <w:r>
+        <w:rPr w:rFonts="맑은 고딕">
+          <w:rFonts w:ascii="맑은 고딕" w:hAnsi="맑은 고딕" w:eastAsia="맑은 고딕"/>
+          <w:b w:val="0"/>
+          <w:color w:val="6B7280"/>
+          <w:sz w:val="21"/>
+        </w:rPr>
+        <w:t xml:space="preserve">· </w:t>
+      </w:r>
+      <w:r>
+        <w:rPr w:rFonts="맑은 고딕">
+          <w:rFonts w:ascii="맑은 고딕" w:hAnsi="맑은 고딕" w:eastAsia="맑은 고딕"/>
+          <w:b/>
+          <w:color w:val="1F2937"/>
+          <w:sz w:val="21"/>
+        </w:rPr>
+        <w:t xml:space="preserve">앨범명: </w:t>
+      </w:r>
       <w:r>
         <w:rPr w:rFonts="맑은 고딕">
           <w:rFonts w:ascii="맑은 고딕" w:hAnsi="맑은 고딕" w:eastAsia="맑은 고딕"/>
           <w:b w:val="0"/>
           <w:sz w:val="21"/>
         </w:rPr>
-        <w:t>음반의 포문을 여는 타이틀곡 「Roméo et Juliette」는 니노 로타(Nino Rota)가 작곡한 불후의 명곡을 재해석한 트랙으로, 다니엘 리카리 특유의 투명하고 맑은 스프라노 보컬이 웅장한 오케스트라 선율과 조화를 이룹니다. 가사의 전달 없이 오직 음성의 고저와 섬세한 떨림만으로 로미오와 줄리엣의 비극적이면서도 아름다운 사랑을 표현해 내는 그녀의 가창력은 듣는 이에게 깊은 감동과 신비로운 여운을 선사합니다.</w:t>
+        <w:t>Romeo and Juliet</w:t>
       </w:r>
     </w:p>
     <w:p>
       <w:pPr>
-        <w:spacing w:line="312" w:lineRule="auto" w:after="120"/>
+        <w:spacing w:line="324" w:lineRule="auto" w:after="80"/>
       </w:pPr>
+      <w:r>
+        <w:rPr w:rFonts="맑은 고딕">
+          <w:rFonts w:ascii="맑은 고딕" w:hAnsi="맑은 고딕" w:eastAsia="맑은 고딕"/>
+          <w:b w:val="0"/>
+          <w:color w:val="6B7280"/>
+          <w:sz w:val="21"/>
+        </w:rPr>
+        <w:t xml:space="preserve">· </w:t>
+      </w:r>
+      <w:r>
+        <w:rPr w:rFonts="맑은 고딕">
+          <w:rFonts w:ascii="맑은 고딕" w:hAnsi="맑은 고딕" w:eastAsia="맑은 고딕"/>
+          <w:b/>
+          <w:color w:val="1F2937"/>
+          <w:sz w:val="21"/>
+        </w:rPr>
+        <w:t xml:space="preserve">아티스트: </w:t>
+      </w:r>
       <w:r>
         <w:rPr w:rFonts="맑은 고딕">
           <w:rFonts w:ascii="맑은 고딕" w:hAnsi="맑은 고딕" w:eastAsia="맑은 고딕"/>
           <w:b w:val="0"/>
           <w:sz w:val="21"/>
         </w:rPr>
-        <w:t>이어지는 수록곡들 역시 영화 음악의 황금기를 아우르는 명곡들로 채워져 있습니다. 「Histoire d'amour(러브 스토리)」와 「Parla più piano(대부)」에서는 애절함과 서정성을 넘나드는 기교가 돋보이며, 그녀의 출세작이자 대표곡인 「Concerto pour une voix」에서는 고음역대를 자유자재로 넘나드는 천상적인 보컬의 진가를 확인할 수 있습니다. 클래시컬한 현악 세션과 팝적인 리듬 섹션, 그리고 다니엘 리카리의 스캐트가 만들어내는 화음은 정교하면서도 지극히 탐미적입니다.</w:t>
+        <w:t>Danielle Licari (다니엘 리카리)</w:t>
       </w:r>
     </w:p>
     <w:p>
       <w:pPr>
-        <w:spacing w:line="312" w:lineRule="auto" w:after="120"/>
+        <w:spacing w:line="324" w:lineRule="auto" w:after="80"/>
       </w:pPr>
+      <w:r>
+        <w:rPr w:rFonts="맑은 고딕">
+          <w:rFonts w:ascii="맑은 고딕" w:hAnsi="맑은 고딕" w:eastAsia="맑은 고딕"/>
+          <w:b w:val="0"/>
+          <w:color w:val="6B7280"/>
+          <w:sz w:val="21"/>
+        </w:rPr>
+        <w:t xml:space="preserve">· </w:t>
+      </w:r>
+      <w:r>
+        <w:rPr w:rFonts="맑은 고딕">
+          <w:rFonts w:ascii="맑은 고딕" w:hAnsi="맑은 고딕" w:eastAsia="맑은 고딕"/>
+          <w:b/>
+          <w:color w:val="1F2937"/>
+          <w:sz w:val="21"/>
+        </w:rPr>
+        <w:t xml:space="preserve">발매 정보: </w:t>
+      </w:r>
       <w:r>
         <w:rPr w:rFonts="맑은 고딕">
           <w:rFonts w:ascii="맑은 고딕" w:hAnsi="맑은 고딕" w:eastAsia="맑은 고딕"/>
           <w:b w:val="0"/>
           <w:sz w:val="21"/>
         </w:rPr>
-        <w:t>이 LP는 섬세한 음역대 표현과 아날로그 특유의 따뜻한 공간감이 절묘하게 어우러져 시스템의 정위감과 해상력을 감상하기에 더없이 좋은 명음반입니다. 지나간 시절의 향수와 고전 영화의浪漫을 음미하고 싶은 음악 애호가들에게 이 음반은 차분한 휴식과 함께 깊은 품격을 더해주는 귀중한 음악적 자산이 되어줄 것입니다.</w:t>
+        <w:t>1970년대 초 프랑스 명문 바클레이(Barclay) 레이블을 통해 기획·발매된 음반으로, 영화음악의 불후의 테마들을 오케스트레이션과 무언가(無言歌, Vocalise) 형식으로 재해석하여 이지 리스닝 및 프렌치 팝의 예술적 지평을 한 단계 끌어올린 역사적 기록물입니다.</w:t>
+      </w:r>
+    </w:p>
+    <w:p>
+      <w:pPr>
+        <w:spacing w:line="324" w:lineRule="auto" w:after="80"/>
+      </w:pPr>
+      <w:r>
+        <w:rPr w:rFonts="맑은 고딕">
+          <w:rFonts w:ascii="맑은 고딕" w:hAnsi="맑은 고딕" w:eastAsia="맑은 고딕"/>
+          <w:b w:val="0"/>
+          <w:color w:val="6B7280"/>
+          <w:sz w:val="21"/>
+        </w:rPr>
+        <w:t xml:space="preserve">· </w:t>
+      </w:r>
+      <w:r>
+        <w:rPr w:rFonts="맑은 고딕">
+          <w:rFonts w:ascii="맑은 고딕" w:hAnsi="맑은 고딕" w:eastAsia="맑은 고딕"/>
+          <w:b/>
+          <w:color w:val="1F2937"/>
+          <w:sz w:val="21"/>
+        </w:rPr>
+        <w:t xml:space="preserve">LP 인기도(판매량): </w:t>
+      </w:r>
+      <w:r>
+        <w:rPr w:rFonts="맑은 고딕">
+          <w:rFonts w:ascii="맑은 고딕" w:hAnsi="맑은 고딕" w:eastAsia="맑은 고딕"/>
+          <w:b w:val="0"/>
+          <w:sz w:val="21"/>
+        </w:rPr>
+        <w:t>발매 직후 유럽 전역의 이지 리스닝 차트를 휩쓸었으며, 특히 1970~80년대 한국과 일본 등 동아시아 시장에서 폭발적인 반응을 이끌어내며 라디오 시그널과 음악다방의 단골 레퍼토리로 자리 잡아 수십만 장 이상의 라이선스 및 수입 음반 판매고를 기록했습니다.</w:t>
+      </w:r>
+    </w:p>
+    <w:p>
+      <w:pPr>
+        <w:spacing w:line="324" w:lineRule="auto" w:after="80"/>
+      </w:pPr>
+      <w:r>
+        <w:rPr w:rFonts="맑은 고딕">
+          <w:rFonts w:ascii="맑은 고딕" w:hAnsi="맑은 고딕" w:eastAsia="맑은 고딕"/>
+          <w:b w:val="0"/>
+          <w:color w:val="6B7280"/>
+          <w:sz w:val="21"/>
+        </w:rPr>
+        <w:t xml:space="preserve">· </w:t>
+      </w:r>
+      <w:r>
+        <w:rPr w:rFonts="맑은 고딕">
+          <w:rFonts w:ascii="맑은 고딕" w:hAnsi="맑은 고딕" w:eastAsia="맑은 고딕"/>
+          <w:b/>
+          <w:color w:val="1F2937"/>
+          <w:sz w:val="21"/>
+        </w:rPr>
+        <w:t xml:space="preserve">각종 수상경력: </w:t>
+      </w:r>
+      <w:r>
+        <w:rPr w:rFonts="맑은 고딕">
+          <w:rFonts w:ascii="맑은 고딕" w:hAnsi="맑은 고딕" w:eastAsia="맑은 고딕"/>
+          <w:b w:val="0"/>
+          <w:sz w:val="21"/>
+        </w:rPr>
+        <w:t>프랑스 음반 아카데미의 지대한 찬사를 받았으며, 전 세계 유수의 음반 협회로부터 다수의 골드 디스크를 수상하여 '목소리를 하나의 완벽한 독주 악기로 정립한 기념비적 아티스트'라는 음악계의 확고한 공인을 받았습니다.</w:t>
+      </w:r>
+    </w:p>
+    <w:p>
+      <w:pPr>
+        <w:spacing w:line="324" w:lineRule="auto" w:before="200" w:after="80"/>
+      </w:pPr>
+      <w:r>
+        <w:rPr w:rFonts="맑은 고딕">
+          <w:rFonts w:ascii="맑은 고딕" w:hAnsi="맑은 고딕" w:eastAsia="맑은 고딕"/>
+          <w:b/>
+          <w:color w:val="1E3A8A"/>
+          <w:sz w:val="24"/>
+        </w:rPr>
+        <w:t>2. 아티스트 정보</w:t>
+      </w:r>
+    </w:p>
+    <w:p>
+      <w:pPr>
+        <w:spacing w:line="324" w:lineRule="auto" w:after="80"/>
+      </w:pPr>
+      <w:r>
+        <w:rPr w:rFonts="맑은 고딕">
+          <w:rFonts w:ascii="맑은 고딕" w:hAnsi="맑은 고딕" w:eastAsia="맑은 고딕"/>
+          <w:b w:val="0"/>
+          <w:color w:val="6B7280"/>
+          <w:sz w:val="21"/>
+        </w:rPr>
+        <w:t xml:space="preserve">· </w:t>
+      </w:r>
+      <w:r>
+        <w:rPr w:rFonts="맑은 고딕">
+          <w:rFonts w:ascii="맑은 고딕" w:hAnsi="맑은 고딕" w:eastAsia="맑은 고딕"/>
+          <w:b/>
+          <w:color w:val="1F2937"/>
+          <w:sz w:val="21"/>
+        </w:rPr>
+        <w:t xml:space="preserve">국적: </w:t>
+      </w:r>
+      <w:r>
+        <w:rPr w:rFonts="맑은 고딕">
+          <w:rFonts w:ascii="맑은 고딕" w:hAnsi="맑은 고딕" w:eastAsia="맑은 고딕"/>
+          <w:b w:val="0"/>
+          <w:sz w:val="21"/>
+        </w:rPr>
+        <w:t>프랑스 (France)</w:t>
+      </w:r>
+    </w:p>
+    <w:p>
+      <w:pPr>
+        <w:spacing w:line="324" w:lineRule="auto" w:after="80"/>
+      </w:pPr>
+      <w:r>
+        <w:rPr w:rFonts="맑은 고딕">
+          <w:rFonts w:ascii="맑은 고딕" w:hAnsi="맑은 고딕" w:eastAsia="맑은 고딕"/>
+          <w:b w:val="0"/>
+          <w:color w:val="6B7280"/>
+          <w:sz w:val="21"/>
+        </w:rPr>
+        <w:t xml:space="preserve">· </w:t>
+      </w:r>
+      <w:r>
+        <w:rPr w:rFonts="맑은 고딕">
+          <w:rFonts w:ascii="맑은 고딕" w:hAnsi="맑은 고딕" w:eastAsia="맑은 고딕"/>
+          <w:b/>
+          <w:color w:val="1F2937"/>
+          <w:sz w:val="21"/>
+        </w:rPr>
+        <w:t xml:space="preserve">생몰년도: </w:t>
+      </w:r>
+      <w:r>
+        <w:rPr w:rFonts="맑은 고딕">
+          <w:rFonts w:ascii="맑은 고딕" w:hAnsi="맑은 고딕" w:eastAsia="맑은 고딕"/>
+          <w:b w:val="0"/>
+          <w:sz w:val="21"/>
+        </w:rPr>
+        <w:t>1942년 11월 11일 ~ 현재</w:t>
+      </w:r>
+    </w:p>
+    <w:p>
+      <w:pPr>
+        <w:spacing w:line="324" w:lineRule="auto" w:after="80"/>
+      </w:pPr>
+      <w:r>
+        <w:rPr w:rFonts="맑은 고딕">
+          <w:rFonts w:ascii="맑은 고딕" w:hAnsi="맑은 고딕" w:eastAsia="맑은 고딕"/>
+          <w:b w:val="0"/>
+          <w:color w:val="6B7280"/>
+          <w:sz w:val="21"/>
+        </w:rPr>
+        <w:t xml:space="preserve">· </w:t>
+      </w:r>
+      <w:r>
+        <w:rPr w:rFonts="맑은 고딕">
+          <w:rFonts w:ascii="맑은 고딕" w:hAnsi="맑은 고딕" w:eastAsia="맑은 고딕"/>
+          <w:b/>
+          <w:color w:val="1F2937"/>
+          <w:sz w:val="21"/>
+        </w:rPr>
+        <w:t xml:space="preserve">그룹 소속: </w:t>
+      </w:r>
+      <w:r>
+        <w:rPr w:rFonts="맑은 고딕">
+          <w:rFonts w:ascii="맑은 고딕" w:hAnsi="맑은 고딕" w:eastAsia="맑은 고딕"/>
+          <w:b w:val="0"/>
+          <w:sz w:val="21"/>
+        </w:rPr>
+        <w:t>솔로 (Solo)</w:t>
+      </w:r>
+    </w:p>
+    <w:p>
+      <w:pPr>
+        <w:spacing w:line="324" w:lineRule="auto" w:after="80"/>
+      </w:pPr>
+      <w:r>
+        <w:rPr w:rFonts="맑은 고딕">
+          <w:rFonts w:ascii="맑은 고딕" w:hAnsi="맑은 고딕" w:eastAsia="맑은 고딕"/>
+          <w:b w:val="0"/>
+          <w:color w:val="6B7280"/>
+          <w:sz w:val="21"/>
+        </w:rPr>
+        <w:t xml:space="preserve">· </w:t>
+      </w:r>
+      <w:r>
+        <w:rPr w:rFonts="맑은 고딕">
+          <w:rFonts w:ascii="맑은 고딕" w:hAnsi="맑은 고딕" w:eastAsia="맑은 고딕"/>
+          <w:b/>
+          <w:color w:val="1F2937"/>
+          <w:sz w:val="21"/>
+        </w:rPr>
+        <w:t xml:space="preserve">아티스트 소개: </w:t>
+      </w:r>
+      <w:r>
+        <w:rPr w:rFonts="맑은 고딕">
+          <w:rFonts w:ascii="맑은 고딕" w:hAnsi="맑은 고딕" w:eastAsia="맑은 고딕"/>
+          <w:b w:val="0"/>
+          <w:sz w:val="21"/>
+        </w:rPr>
+        <w:t>영화 &lt;쉘부르의 우산&gt;에서 카트린 드뇌브의 노래 파트를 완벽히 대역하며 세계적 명성을 얻은 프랑스의 독보적인 팝 소프라노입니다. 생 프뢰(Saint-Preux)와의 협업작 '목소리를 위한 협주곡'을 통해 팝 클래식 보컬리제의 여왕으로 우뚝 섰으며, 언어의 장벽을 뛰어넘는 영묘한 음색으로 전 세계 음악 애호가들의 가슴속에 깊은 자취를 남겼습니다.</w:t>
+      </w:r>
+    </w:p>
+    <w:p>
+      <w:pPr>
+        <w:spacing w:line="324" w:lineRule="auto" w:before="200" w:after="80"/>
+      </w:pPr>
+      <w:r>
+        <w:rPr w:rFonts="맑은 고딕">
+          <w:rFonts w:ascii="맑은 고딕" w:hAnsi="맑은 고딕" w:eastAsia="맑은 고딕"/>
+          <w:b/>
+          <w:color w:val="1E3A8A"/>
+          <w:sz w:val="24"/>
+        </w:rPr>
+        <w:t>3. 음반 상세 분석</w:t>
+      </w:r>
+    </w:p>
+    <w:p>
+      <w:pPr>
+        <w:spacing w:line="324" w:lineRule="auto" w:after="80"/>
+      </w:pPr>
+      <w:r>
+        <w:rPr w:rFonts="맑은 고딕">
+          <w:rFonts w:ascii="맑은 고딕" w:hAnsi="맑은 고딕" w:eastAsia="맑은 고딕"/>
+          <w:b w:val="0"/>
+          <w:color w:val="6B7280"/>
+          <w:sz w:val="21"/>
+        </w:rPr>
+        <w:t xml:space="preserve">· </w:t>
+      </w:r>
+      <w:r>
+        <w:rPr w:rFonts="맑은 고딕">
+          <w:rFonts w:ascii="맑은 고딕" w:hAnsi="맑은 고딕" w:eastAsia="맑은 고딕"/>
+          <w:b/>
+          <w:color w:val="1F2937"/>
+          <w:sz w:val="21"/>
+        </w:rPr>
+        <w:t xml:space="preserve">역사적 위치: </w:t>
+      </w:r>
+      <w:r>
+        <w:rPr w:rFonts="맑은 고딕">
+          <w:rFonts w:ascii="맑은 고딕" w:hAnsi="맑은 고딕" w:eastAsia="맑은 고딕"/>
+          <w:b w:val="0"/>
+          <w:sz w:val="21"/>
+        </w:rPr>
+        <w:t>대중음악사에서 가사(Lyrics)의 전달력에 의존하던 전통적 보컬의 영역을 탈피하여, 목소리 자체가 오케스트라의 제1바이올린처럼 기능하도록 만든 크로스오버의 교과서적인 음반입니다. 클래식 에튀드의 정교함과 영화음악의 드라마틱한 감성을 조화롭게 엮어내어 1970년대 이지 리스닝 팝이 도달할 수 있었던 최상의 미학적 성취를 보여줍니다.</w:t>
+      </w:r>
+    </w:p>
+    <w:p>
+      <w:pPr>
+        <w:spacing w:line="324" w:lineRule="auto" w:after="80"/>
+      </w:pPr>
+      <w:r>
+        <w:rPr w:rFonts="맑은 고딕">
+          <w:rFonts w:ascii="맑은 고딕" w:hAnsi="맑은 고딕" w:eastAsia="맑은 고딕"/>
+          <w:b w:val="0"/>
+          <w:color w:val="6B7280"/>
+          <w:sz w:val="21"/>
+        </w:rPr>
+        <w:t xml:space="preserve">· </w:t>
+      </w:r>
+      <w:r>
+        <w:rPr w:rFonts="맑은 고딕">
+          <w:rFonts w:ascii="맑은 고딕" w:hAnsi="맑은 고딕" w:eastAsia="맑은 고딕"/>
+          <w:b/>
+          <w:color w:val="1F2937"/>
+          <w:sz w:val="21"/>
+        </w:rPr>
+        <w:t xml:space="preserve">시대의 흔적(스토리텔링): </w:t>
+      </w:r>
+      <w:r>
+        <w:rPr w:rFonts="맑은 고딕">
+          <w:rFonts w:ascii="맑은 고딕" w:hAnsi="맑은 고딕" w:eastAsia="맑은 고딕"/>
+          <w:b w:val="0"/>
+          <w:sz w:val="21"/>
+        </w:rPr>
+        <w:t>1970~80년대 대한민국 청춘들의 가슴 시린 낭만이 깃들어 있는 앨범입니다. 어두운 시대를 견디던 젊은이들이 음악다방 구석에서 커피 한 잔을 앞에 두고 다니엘 리카리의 투명한 고음을 들으며 순수한 사랑과 자유를 꿈꾸었던 정서적 도피처이자, 심야 라디오 창공을 수놓던 아련한 시대의 감기(感氣)가 고스란히 담겨 있습니다.</w:t>
+      </w:r>
+    </w:p>
+    <w:p>
+      <w:pPr>
+        <w:spacing w:line="324" w:lineRule="auto" w:before="200" w:after="80"/>
+      </w:pPr>
+      <w:r>
+        <w:rPr w:rFonts="맑은 고딕">
+          <w:rFonts w:ascii="맑은 고딕" w:hAnsi="맑은 고딕" w:eastAsia="맑은 고딕"/>
+          <w:b/>
+          <w:color w:val="1E3A8A"/>
+          <w:sz w:val="24"/>
+        </w:rPr>
+        <w:t>4. 주요 수록곡 및 감상 제언</w:t>
+      </w:r>
+    </w:p>
+    <w:p>
+      <w:pPr>
+        <w:spacing w:line="324" w:lineRule="auto" w:after="80"/>
+      </w:pPr>
+      <w:r>
+        <w:rPr w:rFonts="맑은 고딕">
+          <w:rFonts w:ascii="맑은 고딕" w:hAnsi="맑은 고딕" w:eastAsia="맑은 고딕"/>
+          <w:b w:val="0"/>
+          <w:color w:val="6B7280"/>
+          <w:sz w:val="21"/>
+        </w:rPr>
+        <w:t xml:space="preserve">· </w:t>
+      </w:r>
+      <w:r>
+        <w:rPr w:rFonts="맑은 고딕">
+          <w:rFonts w:ascii="맑은 고딕" w:hAnsi="맑은 고딕" w:eastAsia="맑은 고딕"/>
+          <w:b/>
+          <w:color w:val="1F2937"/>
+          <w:sz w:val="21"/>
+        </w:rPr>
+        <w:t xml:space="preserve">주요 수록곡 특징: </w:t>
+      </w:r>
+      <w:r>
+        <w:rPr w:rFonts="맑은 고딕">
+          <w:rFonts w:ascii="맑은 고딕" w:hAnsi="맑은 고딕" w:eastAsia="맑은 고딕"/>
+          <w:b w:val="0"/>
+          <w:sz w:val="21"/>
+        </w:rPr>
+        <w:t>표제작이자 앨범의 백미인 'Romeo and Juliet'은 니노 로타의 애절한 멜로디 위로 비련의 여주인공 줄리엣의 넋을 달래듯 솟구치는 다니엘 리카리의 드라마틱한 초고음 스캣이 압도적인 비장미를 선사합니다. 그 외 수록된 로맨틱 영화 테마와 클래시컬 소품들 역시 유려한 현악 스트링과 섬세한 보컬의 앙상블로 청명하고도 짙은 서정의 극치를 들려줍니다.</w:t>
+      </w:r>
+    </w:p>
+    <w:p>
+      <w:pPr>
+        <w:spacing w:line="324" w:lineRule="auto" w:after="80"/>
+      </w:pPr>
+      <w:r>
+        <w:rPr w:rFonts="맑은 고딕">
+          <w:rFonts w:ascii="맑은 고딕" w:hAnsi="맑은 고딕" w:eastAsia="맑은 고딕"/>
+          <w:b w:val="0"/>
+          <w:color w:val="6B7280"/>
+          <w:sz w:val="21"/>
+        </w:rPr>
+        <w:t xml:space="preserve">· </w:t>
+      </w:r>
+      <w:r>
+        <w:rPr w:rFonts="맑은 고딕">
+          <w:rFonts w:ascii="맑은 고딕" w:hAnsi="맑은 고딕" w:eastAsia="맑은 고딕"/>
+          <w:b/>
+          <w:color w:val="1F2937"/>
+          <w:sz w:val="21"/>
+        </w:rPr>
+        <w:t xml:space="preserve">빈티지 감상 제언: </w:t>
+      </w:r>
+      <w:r>
+        <w:rPr w:rFonts="맑은 고딕">
+          <w:rFonts w:ascii="맑은 고딕" w:hAnsi="맑은 고딕" w:eastAsia="맑은 고딕"/>
+          <w:b w:val="0"/>
+          <w:sz w:val="21"/>
+        </w:rPr>
+        <w:t>진공관 앰프 특유의 포근한 배음과 아날로그 턴테이블의 카트리지를 거칠 때 이 음반의 진가가 가장 찬란하게 빛납니다. 디지털 음원에서는 자칫 차갑게 느껴질 수 있는 날카로운 고음역대가 LP의 소리골을 통해 벨벳처럼 부드럽고 온화하게 피어나며, 공간 전체를 감싸는 현악기의 잔향과 가수의 숨소리까지 공감각적으로 체험할 수 있습니다.</w:t>
+      </w:r>
+    </w:p>
+    <w:p>
+      <w:pPr>
+        <w:spacing w:line="324" w:lineRule="auto" w:after="80"/>
+      </w:pPr>
+      <w:r>
+        <w:rPr w:rFonts="맑은 고딕">
+          <w:rFonts w:ascii="맑은 고딕" w:hAnsi="맑은 고딕" w:eastAsia="맑은 고딕"/>
+          <w:b w:val="0"/>
+          <w:color w:val="6B7280"/>
+          <w:sz w:val="21"/>
+        </w:rPr>
+        <w:t xml:space="preserve">· </w:t>
+      </w:r>
+      <w:r>
+        <w:rPr w:rFonts="맑은 고딕">
+          <w:rFonts w:ascii="맑은 고딕" w:hAnsi="맑은 고딕" w:eastAsia="맑은 고딕"/>
+          <w:b/>
+          <w:color w:val="1F2937"/>
+          <w:sz w:val="21"/>
+        </w:rPr>
+        <w:t xml:space="preserve">소장 가치: </w:t>
+      </w:r>
+      <w:r>
+        <w:rPr w:rFonts="맑은 고딕">
+          <w:rFonts w:ascii="맑은 고딕" w:hAnsi="맑은 고딕" w:eastAsia="맑은 고딕"/>
+          <w:b w:val="0"/>
+          <w:sz w:val="21"/>
+        </w:rPr>
+        <w:t>보컬리제라는 특수한 예술 장르를 논할 때 결코 빼놓을 수 없는 마스터피스이자, 1970년대 아날로그 오디오 황금기의 뛰어난 레코딩 퀄리티를 간직한 앨범입니다. 우아한 프랑스 에스프리와 세월이 흘러도 바래지 않는 멜랑콜리를 온전히 품고 있어, 클래식과 팝을 아우르는 LP 컬렉터라면 반드시 랙의 중심에 꽂아두어야 할 영구 소장반입니다.</w:t>
+      </w:r>
+    </w:p>
+    <w:p>
+      <w:pPr>
+        <w:spacing w:line="324" w:lineRule="auto" w:after="120" w:before="160"/>
+      </w:pPr>
+      <w:r>
+        <w:rPr w:rFonts="맑은 고딕">
+          <w:rFonts w:ascii="맑은 고딕" w:hAnsi="맑은 고딕" w:eastAsia="맑은 고딕"/>
+          <w:b/>
+          <w:color w:val="4338CA"/>
+          <w:sz w:val="21"/>
+        </w:rPr>
+        <w:t>이 음반을 통해 아날로그 소리골 깊은 곳에서 피어나는 순백의 목소리가 전해주는 감동을 다시 한번 경험해 보시는 것은 어떨까요?</w:t>
       </w:r>
     </w:p>
     <w:sectPr>
       <w:pgSz w:w="12240" w:h="15840"/>
-      <w:pgMar w:top="1440" w:right="1440" w:bottom="1440" w:left="1440" w:header="720" w:footer="720" w:gutter="0"/>
+      <w:pgMar w:top="1152" w:right="1296" w:bottom="1152" w:left="1296" w:header="720" w:footer="720" w:gutter="0"/>
       <w:cols w:space="720"/>
       <w:docGrid w:linePitch="360"/>
     </w:sectPr>

--- a/word_reports/LP_0120_위치_191_Danielle Licari_Romeo and.docx
+++ b/word_reports/LP_0120_위치_191_Danielle Licari_Romeo and.docx
@@ -32,7 +32,7 @@
     </w:p>
     <w:p>
       <w:pPr>
-        <w:spacing w:line="324" w:lineRule="auto" w:before="80" w:after="160"/>
+        <w:spacing w:line="324" w:lineRule="auto" w:before="80" w:after="120"/>
       </w:pPr>
       <w:r>
         <w:rPr w:rFonts="맑은 고딕">
@@ -42,13 +42,6 @@
           <w:sz w:val="22"/>
         </w:rPr>
         <w:t xml:space="preserve">[음반 소개] </w:t>
-      </w:r>
-      <w:r>
-        <w:rPr w:rFonts="맑은 고딕">
-          <w:rFonts w:ascii="맑은 고딕" w:hAnsi="맑은 고딕" w:eastAsia="맑은 고딕"/>
-          <w:b w:val="0"/>
-          <w:sz w:val="21"/>
-        </w:rPr>
       </w:r>
     </w:p>
     <w:p>
@@ -61,7 +54,33 @@
           <w:b w:val="0"/>
           <w:sz w:val="21"/>
         </w:rPr>
-        <w:t>언어라는 불완전한 틀을 벗어나 오직 순결한 음성 그 자체로 영혼의 심금을 울리는 다니엘 리카리의 예술 세계가 찬란하게 만개한 명반입니다. 셰익스피어의 비극적 사랑을 서정으로 승화시킨 니노 로타의 선율 위에 얹힌 그녀의 스캣 창법은 인간의 목소리가 도달할 수 있는 가장 고결하고 비장미 넘치는 서사를 직조해 냅니다. 클래식의 엄숙함과 파퓰러 음악의 대중적 서정성을 완벽한 균형으로 아우른 이 작품은, 턴테이블의 바늘 끝을 타고 흐르는 순간 듣는 이를 아득한 낭만의 시대로 인도합니다. 티 없이 맑은 크리스털 같으면서도 깊은 애수를 머금은 그녀의 보컬리제는 반세기가 지난 오늘날에도 여전히 퇴색되지 않는 불멸의 울림을 선사합니다.</w:t>
+        <w:t>인간의 목소리가 도달할 수 있는 가장 순수하고 서정적인 경지를 묻는다면, 많은 애호가들은 주저 없이 프랑스의 콜로라투라 소프라노 다니엘 리카리(Danielle Licari)의 이름을 떠올릴 것입니다. 1960년대 후반부터 1970년대에 걸쳐 유럽을 넘어 전 세계를 매혹시킨 그녀의 '보칼리즈(Vocalise, 가사 없이 허밍이나 모음으로만 부르는 창법)' 미학은, 대중음악과 클래식, 영화음악의 경계를 허물며 당대 음악계에 신선한 충격을 안겨주었습니다. 음반 《Romeo and Juliet》은 니노 로타(Nino Rota)가 빚어낸 불멸의 비극적 선율을 인간의 성대라는 가장 원초적이고도 고결한 악기로 재해석해 낸 기념비적인 역작입니다.</w:t>
+      </w:r>
+    </w:p>
+    <w:p>
+      <w:pPr>
+        <w:spacing w:line="324" w:lineRule="auto" w:after="120"/>
+      </w:pPr>
+      <w:r>
+        <w:rPr w:rFonts="맑은 고딕">
+          <w:rFonts w:ascii="맑은 고딕" w:hAnsi="맑은 고딕" w:eastAsia="맑은 고딕"/>
+          <w:b w:val="0"/>
+          <w:sz w:val="21"/>
+        </w:rPr>
+        <w:t>이 앨범이 탄생하던 시기는 장엄한 오케스트라 사운드와 대중적 감수성이 절묘하게 맞물리던 이지 리스닝(Easy Listening)과 팝-오케스트레이션의 황금기였습니다. 다니엘 리카리는 언어라는 구체적인 기표를 과감히 거두어내고, 오직 음색의 고저와 미세한 숨결, 그리고 비브라토만으로 셰익스피어의 비극이 품은 슬픔과 열망을 직관적으로 그려냈습니다. 그녀의 목소리는 오케스트라의 현악기군 사이에 완벽히 녹아드는 동시에, 단숨에 천공을 찌르는 투명한 고음으로 청자의 영혼을 단숨에 사로잡는 마력을 발휘합니다. 이는 단순한 영화 주제가의 커버를 넘어, 목소리 자체가 하나의 완벽한 교향악적 주선율로 기능하는 예술적 승화였습니다.</w:t>
+      </w:r>
+    </w:p>
+    <w:p>
+      <w:pPr>
+        <w:spacing w:line="324" w:lineRule="auto" w:after="120"/>
+      </w:pPr>
+      <w:r>
+        <w:rPr w:rFonts="맑은 고딕">
+          <w:rFonts w:ascii="맑은 고딕" w:hAnsi="맑은 고딕" w:eastAsia="맑은 고딕"/>
+          <w:b w:val="0"/>
+          <w:sz w:val="21"/>
+        </w:rPr>
+        <w:t>세월이 반세기를 훌쩍 넘긴 오늘날에도 이 음반이 낡은 유물로 퇴색되지 않는 까닭은, 그 안에 새겨진 정서가 인류 보편의 순백한 노스탤지어를 자극하기 때문입니다. 특히 1970~80년대 한국의 심야 FM 라디오를 타고 흐르며 문학적 감수성에 목말라 있던 청춘들의 밤을 하얗게 지새우게 만들었던 그 서정적 울림은, 디지털 음원으로는 결코 대체할 수 없는 따뜻한 시대적 온도를 고스란히 품고 있습니다. 다니엘 리카리가 전하는 무언(無言)의 위로는 언어의 장벽을 넘어 사랑과 상실의 본질을 관통하며, 시간을 초월한 불멸의 클래식으로 우리 곁에 여전히 숨 쉬고 있습니다.</w:t>
       </w:r>
     </w:p>
     <w:p>
@@ -168,7 +187,7 @@
           <w:b w:val="0"/>
           <w:sz w:val="21"/>
         </w:rPr>
-        <w:t>1970년대 초 프랑스 명문 바클레이(Barclay) 레이블을 통해 기획·발매된 음반으로, 영화음악의 불후의 테마들을 오케스트레이션과 무언가(無言歌, Vocalise) 형식으로 재해석하여 이지 리스닝 및 프렌치 팝의 예술적 지평을 한 단계 끌어올린 역사적 기록물입니다.</w:t>
+        <w:t>1960년대 후반~1970년대 초반 프랑스 바클레이(Barclay) 레이블을 중심으로 기획·발매되었으며, 영화음악의 거장 니노 로타의 테마를 필두로 유럽의 서정적 명곡들을 리카리 특유의 스캣과 보칼리즈로 엮어낸 명반입니다.</w:t>
       </w:r>
     </w:p>
     <w:p>
@@ -199,7 +218,7 @@
           <w:b w:val="0"/>
           <w:sz w:val="21"/>
         </w:rPr>
-        <w:t>발매 직후 유럽 전역의 이지 리스닝 차트를 휩쓸었으며, 특히 1970~80년대 한국과 일본 등 동아시아 시장에서 폭발적인 반응을 이끌어내며 라디오 시그널과 음악다방의 단골 레퍼토리로 자리 잡아 수십만 장 이상의 라이선스 및 수입 음반 판매고를 기록했습니다.</w:t>
+        <w:t>발매 직후 유럽 전역의 이지 리스닝 및 팝 차트 상위권에 진입하였으며, 특히 프랑스, 일본, 대한민국에서 공전의 히트를 기록하며 수십만 장 이상의 판매고와 함께 스테디셀러로 자리매김했습니다.</w:t>
       </w:r>
     </w:p>
     <w:p>
@@ -230,7 +249,7 @@
           <w:b w:val="0"/>
           <w:sz w:val="21"/>
         </w:rPr>
-        <w:t>프랑스 음반 아카데미의 지대한 찬사를 받았으며, 전 세계 유수의 음반 협회로부터 다수의 골드 디스크를 수상하여 '목소리를 하나의 완벽한 독주 악기로 정립한 기념비적 아티스트'라는 음악계의 확고한 공인을 받았습니다.</w:t>
+        <w:t>프랑스 음반 아카데미 등 유수의 기관에서 클래식과 팝의 가교 역할을 한 혁신적인 보컬 앨범으로 상찬받았으며, 팝-보칼리즈 장르를 개척한 공로로 당대 음악 평단의 절대적인 지지를 받았습니다.</w:t>
       </w:r>
     </w:p>
     <w:p>
@@ -368,7 +387,7 @@
           <w:b w:val="0"/>
           <w:sz w:val="21"/>
         </w:rPr>
-        <w:t>영화 &lt;쉘부르의 우산&gt;에서 카트린 드뇌브의 노래 파트를 완벽히 대역하며 세계적 명성을 얻은 프랑스의 독보적인 팝 소프라노입니다. 생 프뢰(Saint-Preux)와의 협업작 '목소리를 위한 협주곡'을 통해 팝 클래식 보컬리제의 여왕으로 우뚝 섰으며, 언어의 장벽을 뛰어넘는 영묘한 음색으로 전 세계 음악 애호가들의 가슴속에 깊은 자취를 남겼습니다.</w:t>
+        <w:t>영화 《셸부르의 우산》에서 카트린 드뇌브의 노래 파트를 대역하며 이름을 알린 다니엘 리카리는 클래식 성악 기반의 완벽한 테크닉과 팝적인 대중성을 겸비한 전설적인 소프라노입니다. 대표곡 '목소리를 위한 협주곡(Concerto pour une Voix)'을 통해 세계 최초로 대중음악계에 보칼리즈 열풍을 일으킨 선구자적 거장입니다.</w:t>
       </w:r>
     </w:p>
     <w:p>
@@ -413,7 +432,7 @@
           <w:b w:val="0"/>
           <w:sz w:val="21"/>
         </w:rPr>
-        <w:t>대중음악사에서 가사(Lyrics)의 전달력에 의존하던 전통적 보컬의 영역을 탈피하여, 목소리 자체가 오케스트라의 제1바이올린처럼 기능하도록 만든 크로스오버의 교과서적인 음반입니다. 클래식 에튀드의 정교함과 영화음악의 드라마틱한 감성을 조화롭게 엮어내어 1970년대 이지 리스닝 팝이 도달할 수 있었던 최상의 미학적 성취를 보여줍니다.</w:t>
+        <w:t>영화음악과 클래시컬 크로스오버, 그리고 프렌치 팝이 가장 우아한 형태로 결합한 20세기 보컬 팝의 정점입니다. 사람의 목소리가 악기보다 더 정교하고 감성적인 악기가 될 수 있음을 증명하며 크로스오버 역사의 중요한 이정표를 세웠습니다.</w:t>
       </w:r>
     </w:p>
     <w:p>
@@ -444,7 +463,7 @@
           <w:b w:val="0"/>
           <w:sz w:val="21"/>
         </w:rPr>
-        <w:t>1970~80년대 대한민국 청춘들의 가슴 시린 낭만이 깃들어 있는 앨범입니다. 어두운 시대를 견디던 젊은이들이 음악다방 구석에서 커피 한 잔을 앞에 두고 다니엘 리카리의 투명한 고음을 들으며 순수한 사랑과 자유를 꿈꾸었던 정서적 도피처이자, 심야 라디오 창공을 수놓던 아련한 시대의 감기(感氣)가 고스란히 담겨 있습니다.</w:t>
+        <w:t>1970년대 급격한 근대화의 소용돌이 속에서 순수한 낭만을 갈망하던 국내 음악 애호가들에게 이 음반은 하나의 구원이자 피안처였습니다. 비 오는 날 창가나 깊은 밤 라디오 시그널을 통해 전해지던 그녀의 청아한 허밍은 당대 청춘들의 가슴에 지워지지 않는 서정의 문신으로 남았습니다.</w:t>
       </w:r>
     </w:p>
     <w:p>
@@ -489,7 +508,7 @@
           <w:b w:val="0"/>
           <w:sz w:val="21"/>
         </w:rPr>
-        <w:t>표제작이자 앨범의 백미인 'Romeo and Juliet'은 니노 로타의 애절한 멜로디 위로 비련의 여주인공 줄리엣의 넋을 달래듯 솟구치는 다니엘 리카리의 드라마틱한 초고음 스캣이 압도적인 비장미를 선사합니다. 그 외 수록된 로맨틱 영화 테마와 클래시컬 소품들 역시 유려한 현악 스트링과 섬세한 보컬의 앙상블로 청명하고도 짙은 서정의 극치를 들려줍니다.</w:t>
+        <w:t>타이틀 트랙인 'Romeo and Juliet'은 애잔한 멜로디 위로 비단결처럼 미끄러지는 리카리의 천음(天音)이 비극적 사랑의 파토스를 극대화하며, 함께 수록된 유럽 고전 및 영화 테마곡들 역시 유려한 현악 오케스트레이션과 빈틈없는 화성을 이루어 서정미의 극치를 선사합니다.</w:t>
       </w:r>
     </w:p>
     <w:p>
@@ -520,7 +539,7 @@
           <w:b w:val="0"/>
           <w:sz w:val="21"/>
         </w:rPr>
-        <w:t>진공관 앰프 특유의 포근한 배음과 아날로그 턴테이블의 카트리지를 거칠 때 이 음반의 진가가 가장 찬란하게 빛납니다. 디지털 음원에서는 자칫 차갑게 느껴질 수 있는 날카로운 고음역대가 LP의 소리골을 통해 벨벳처럼 부드럽고 온화하게 피어나며, 공간 전체를 감싸는 현악기의 잔향과 가수의 숨소리까지 공감각적으로 체험할 수 있습니다.</w:t>
+        <w:t>턴테이블의 바늘이 LP 소리골을 지날 때 발생하는 미세한 공명과 진공관 앰프 특유의 포근한 배음 속에서 감상할 때 리카리의 호흡과 고음역대의 실키(Silky)한 질감이 가장 완벽하게 살아납니다. 차가운 디지털 매체에서는 결코 느낄 수 없는 가슴 저릿한 공간감을 만끽할 수 있습니다.</w:t>
       </w:r>
     </w:p>
     <w:p>
@@ -551,7 +570,7 @@
           <w:b w:val="0"/>
           <w:sz w:val="21"/>
         </w:rPr>
-        <w:t>보컬리제라는 특수한 예술 장르를 논할 때 결코 빼놓을 수 없는 마스터피스이자, 1970년대 아날로그 오디오 황금기의 뛰어난 레코딩 퀄리티를 간직한 앨범입니다. 우아한 프랑스 에스프리와 세월이 흘러도 바래지 않는 멜랑콜리를 온전히 품고 있어, 클래식과 팝을 아우르는 LP 컬렉터라면 반드시 랙의 중심에 꽂아두어야 할 영구 소장반입니다.</w:t>
+        <w:t>20세기 아날로그 사운드의 미학적 정수가 담긴 음반으로, 우아한 재킷 디자인과 더불어 클래식과 이지 리스닝 LP 컬렉터라면 반드시 청음실의 메인 랙에 비치해 두어야 할 영구 소장 가치를 지닙니다.</w:t>
       </w:r>
     </w:p>
     <w:p>
@@ -565,7 +584,7 @@
           <w:color w:val="4338CA"/>
           <w:sz w:val="21"/>
         </w:rPr>
-        <w:t>이 음반을 통해 아날로그 소리골 깊은 곳에서 피어나는 순백의 목소리가 전해주는 감동을 다시 한번 경험해 보시는 것은 어떨까요?</w:t>
+        <w:t>이 음반을 통해 언어의 한계를 뛰어넘어 영혼의 현을 울리는 다니엘 리카리의 순백의 음색이 전해주는 감동을 다시 한번 경험해 보시는 것은 어떨까요?</w:t>
       </w:r>
     </w:p>
     <w:sectPr>
